--- a/HRCP-KKU-Academic/uploads/academic/1/doc_3.docx
+++ b/HRCP-KKU-Academic/uploads/academic/1/doc_3.docx
@@ -124,7 +124,7 @@
                 <v:stroke joinstyle="miter"/>
                 <v:path gradientshapeok="t" o:connecttype="rect"/>
               </v:shapetype>
-              <v:shape id="Text Box 96" o:spid="_x0000_s1026" type="#_x0000_t202" style="position:absolute;left:0;text-align:left;margin-left:200.35pt;margin-top:19.15pt;width:78.55pt;height:132.25pt;z-index:251659264;visibility:visible;mso-wrap-style:none;mso-width-percent:0;mso-height-percent:0;mso-wrap-distance-left:9pt;mso-wrap-distance-top:0;mso-wrap-distance-right:9pt;mso-wrap-distance-bottom:0;mso-position-horizontal:absolute;mso-position-horizontal-relative:text;mso-position-vertical:absolute;mso-position-vertical-relative:text;mso-width-percent:0;mso-height-percent:0;mso-width-relative:page;mso-height-relative:page;v-text-anchor:top" o:gfxdata="UEsDBBQABgAIAAAAIQC2gziS/gAAAOEBAAATAAAAW0NvbnRlbnRfVHlwZXNdLnhtbJSRQU7DMBBF 90jcwfIWJU67QAgl6YK0S0CoHGBkTxKLZGx5TGhvj5O2G0SRWNoz/78nu9wcxkFMGNg6quQqL6RA 0s5Y6ir5vt9lD1JwBDIwOMJKHpHlpr69KfdHjyxSmriSfYz+USnWPY7AufNIadK6MEJMx9ApD/oD OlTrorhX2lFEilmcO2RdNtjC5xDF9pCuTyYBB5bi6bQ4syoJ3g9WQ0ymaiLzg5KdCXlKLjvcW893 SUOqXwnz5DrgnHtJTxOsQfEKIT7DmDSUCaxw7Rqn8787ZsmRM9e2VmPeBN4uqYvTtW7jvijg9N/y JsXecLq0q+WD6m8AAAD//wMAUEsDBBQABgAIAAAAIQA4/SH/1gAAAJQBAAALAAAAX3JlbHMvLnJl bHOkkMFqwzAMhu+DvYPRfXGawxijTi+j0GvpHsDYimMaW0Yy2fr2M4PBMnrbUb/Q94l/f/hMi1qR JVI2sOt6UJgd+ZiDgffL8ekFlFSbvV0oo4EbChzGx4f9GRdb25HMsYhqlCwG5lrLq9biZkxWOiqY 22YiTra2kYMu1l1tQD30/bPm3wwYN0x18gb45AdQl1tp5j/sFB2T0FQ7R0nTNEV3j6o9feQzro1i OWA14Fm+Q8a1a8+Bvu/d/dMb2JY5uiPbhG/ktn4cqGU/er3pcvwCAAD//wMAUEsDBBQABgAIAAAA IQAMhMyS3gEAAJ8DAAAOAAAAZHJzL2Uyb0RvYy54bWysU8tu2zAQvBfoPxC817IMK44Fy0GawEWB 9AGk+QCKoiSiEpdY0pbcr++Ssh23uRW9ECSXmp2ZHW3uxr5jB4VOgyl4OptzpoyESpum4C8/dh9u OXNemEp0YFTBj8rxu+37d5vB5moBLXSVQkYgxuWDLXjrvc2TxMlW9cLNwCpDxRqwF56O2CQVioHQ +y5ZzOc3yQBYWQSpnKPbx6nItxG/rpX03+raKc+6ghM3H1eMaxnWZLsReYPCtlqeaIh/YNELbajp BepReMH2qN9A9VoiOKj9TEKfQF1rqaIGUpPO/1Lz3AqrohYyx9mLTe7/wcqvh2f7HZkfP8JIA4wi nH0C+dMxAw+tMI26R4ShVaKixmmwLBmsy0+fBqtd7gJIOXyBioYs9h4i0FhjH1whnYzQaQDHi+lq 9EzS5Xq9ym4zziSV0pvVOltlsYXIz19bdP6Tgp6FTcGRhhrRxeHJ+cBG5OcnoZmBne66ONjO/HFB D8NNZB8IT9T9WI70OqgooTqSDoQpJ5Rr2rSAvzgbKCMFNxRizrrPhpxYp8tliFQ8LLPVgg54XSmv K8JIAiq452zaPvgphnuLummpz9n7e3Jvp6OwV04n1pSCqPeU2BCz63N89fpfbX8DAAD//wMAUEsD BBQABgAIAAAAIQAqXx133QAAAAoBAAAPAAAAZHJzL2Rvd25yZXYueG1sTI/BTsMwDIbvSLxDZCRu LFm3sq40ndCAM2PwAFnjtaWNUzXZVnh6zAmOtj/9/v5iM7lenHEMrScN85kCgVR521Kt4eP95S4D EaIha3pPqOELA2zK66vC5NZf6A3P+1gLDqGQGw1NjEMuZagadCbM/IDEt6MfnYk8jrW0o7lwuOtl otS9dKYl/tCYAbcNVt3+5DRkyr123TrZBbf8nqfN9sk/D59a395Mjw8gIk7xD4ZffVaHkp0O/kQ2 iF7DUqkVoxoW2QIEA2m64i4HXqgkA1kW8n+F8gcAAP//AwBQSwECLQAUAAYACAAAACEAtoM4kv4A AADhAQAAEwAAAAAAAAAAAAAAAAAAAAAAW0NvbnRlbnRfVHlwZXNdLnhtbFBLAQItABQABgAIAAAA IQA4/SH/1gAAAJQBAAALAAAAAAAAAAAAAAAAAC8BAABfcmVscy8ucmVsc1BLAQItABQABgAIAAAA IQAMhMyS3gEAAJ8DAAAOAAAAAAAAAAAAAAAAAC4CAABkcnMvZTJvRG9jLnhtbFBLAQItABQABgAI AAAAIQAqXx133QAAAAoBAAAPAAAAAAAAAAAAAAAAADgEAABkcnMvZG93bnJldi54bWxQSwUGAAAA AAQABADzAAAAQgUAAAAA " filled="f" stroked="f">
+              <v:shape id="Text Box 96" o:spid="_x0000_s1026" type="#_x0000_t202" style="position:absolute;left:0;text-align:left;margin-left:200.35pt;margin-top:19.15pt;width:78.55pt;height:132.25pt;z-index:251659264;visibility:visible;mso-wrap-style:none;mso-width-percent:0;mso-height-percent:0;mso-wrap-distance-left:9pt;mso-wrap-distance-top:0;mso-wrap-distance-right:9pt;mso-wrap-distance-bottom:0;mso-position-horizontal:absolute;mso-position-horizontal-relative:text;mso-position-vertical:absolute;mso-position-vertical-relative:text;mso-width-percent:0;mso-height-percent:0;mso-width-relative:page;mso-height-relative:page;v-text-anchor:top" o:gfxdata="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" filled="f" stroked="f">
                 <v:textbox style="mso-fit-shape-to-text:t">
                   <w:txbxContent>
                     <w:p/>
@@ -253,15 +253,92 @@
           <w:cs/>
         </w:rPr>
       </w:pPr>
+      <w:r>
+        <w:rPr>
+          <w:rFonts w:ascii="TH Sarabun New" w:hAnsi="TH Sarabun New" w:cs="TH Sarabun New" w:hint="cs"/>
+          <w:color w:val="EE0000"/>
+          <w:sz w:val="32"/>
+          <w:szCs w:val="32"/>
+          <w:cs/>
+        </w:rPr>
+        <w:t xml:space="preserve">   </w:t>
+      </w:r>
+      <w:r>
+        <w:rPr>
+          <w:rFonts w:ascii="TH Sarabun New" w:hAnsi="TH Sarabun New" w:cs="TH Sarabun New"/>
+          <w:color w:val="000000" w:themeColor="text1"/>
+          <w:sz w:val="32"/>
+          <w:szCs w:val="32"/>
+          <w:cs/>
+        </w:rPr>
+        <w:t>ที</w:t>
+      </w:r>
+      <w:r>
+        <w:rPr>
+          <w:rFonts w:ascii="TH Sarabun New" w:hAnsi="TH Sarabun New" w:cs="TH Sarabun New" w:hint="cs"/>
+          <w:color w:val="000000" w:themeColor="text1"/>
+          <w:sz w:val="32"/>
+          <w:szCs w:val="32"/>
+          <w:cs/>
+        </w:rPr>
+        <w:t xml:space="preserve">่  </w:t>
+      </w:r>
+      <w:r>
+        <w:rPr>
+          <w:rFonts w:ascii="TH Sarabun New" w:hAnsi="TH Sarabun New" w:cs="TH Sarabun New"/>
+          <w:color w:val="000000" w:themeColor="text1"/>
+          <w:sz w:val="32"/>
+          <w:szCs w:val="32"/>
+        </w:rPr>
+        <w:t/>
+      </w:r>
       <w:proofErr w:type="spellStart"/>
+      <w:r>
+        <w:rPr>
+          <w:rFonts w:ascii="TH Sarabun New" w:hAnsi="TH Sarabun New" w:cs="TH Sarabun New"/>
+          <w:color w:val="000000" w:themeColor="text1"/>
+          <w:sz w:val="32"/>
+          <w:szCs w:val="32"/>
+        </w:rPr>
+        <w:t/>
+      </w:r>
+      <w:r>
+        <w:rPr>
+          <w:rFonts w:ascii="TH Sarabun New" w:hAnsi="TH Sarabun New" w:cs="TH Sarabun New"/>
+          <w:color w:val="000000" w:themeColor="text1"/>
+          <w:sz w:val="32"/>
+          <w:szCs w:val="32"/>
+        </w:rPr>
+        <w:t/>
+      </w:r>
       <w:proofErr w:type="spellEnd"/>
       <w:r>
         <w:rPr>
-          <w:rFonts w:ascii="TH Sarabun New" w:hAnsi="TH Sarabun New" w:cs="TH Sarabun New" w:eastAsia="TH Sarabun New"/>
-          <w:sz w:val="32"/>
-          <w:b w:val="off"/>
-        </w:rPr>
-        <w:t xml:space="preserve">   ที่  456/ 2569</w:t>
+          <w:rFonts w:ascii="TH Sarabun New" w:hAnsi="TH Sarabun New" w:cs="TH Sarabun New"/>
+          <w:color w:val="000000" w:themeColor="text1"/>
+          <w:sz w:val="32"/>
+          <w:szCs w:val="32"/>
+        </w:rPr>
+        <w:t/>
+      </w:r>
+      <w:r>
+        <w:rPr>
+          <w:rFonts w:ascii="TH Sarabun New" w:hAnsi="TH Sarabun New" w:cs="TH Sarabun New"/>
+          <w:color w:val="000000" w:themeColor="text1"/>
+          <w:sz w:val="32"/>
+          <w:szCs w:val="32"/>
+          <w:cs/>
+        </w:rPr>
+        <w:t>/</w:t>
+      </w:r>
+      <w:r>
+        <w:rPr>
+          <w:rFonts w:ascii="TH Sarabun New" w:hAnsi="TH Sarabun New" w:cs="TH Sarabun New"/>
+          <w:color w:val="000000" w:themeColor="text1"/>
+          <w:sz w:val="32"/>
+          <w:szCs w:val="32"/>
+        </w:rPr>
+        <w:t>2569</w:t>
       </w:r>
     </w:p>
     <w:p>
@@ -397,21 +474,310 @@
           <w:szCs w:val="32"/>
         </w:rPr>
       </w:pPr>
+      <w:r>
+        <w:rPr>
+          <w:rFonts w:ascii="TH Sarabun New" w:hAnsi="TH Sarabun New" w:cs="TH Sarabun New"/>
+          <w:sz w:val="32"/>
+          <w:szCs w:val="32"/>
+          <w:cs/>
+        </w:rPr>
+        <w:tab/>
+      </w:r>
+      <w:r>
+        <w:rPr>
+          <w:rFonts w:ascii="TH Sarabun New" w:hAnsi="TH Sarabun New" w:cs="TH Sarabun New"/>
+          <w:sz w:val="32"/>
+          <w:szCs w:val="32"/>
+          <w:cs/>
+        </w:rPr>
+        <w:tab/>
+      </w:r>
+      <w:r>
+        <w:rPr>
+          <w:rFonts w:ascii="TH Sarabun New" w:hAnsi="TH Sarabun New" w:cs="TH Sarabun New" w:hint="cs"/>
+          <w:sz w:val="32"/>
+          <w:szCs w:val="32"/>
+          <w:cs/>
+        </w:rPr>
+        <w:t xml:space="preserve">ตามประกาศมหาวิทยาลัยขอนแก่น (ฉบับที่ </w:t>
+      </w:r>
+      <w:r>
+        <w:rPr>
+          <w:rFonts w:ascii="TH Sarabun New" w:hAnsi="TH Sarabun New" w:cs="TH Sarabun New"/>
+          <w:sz w:val="32"/>
+          <w:szCs w:val="32"/>
+        </w:rPr>
+        <w:t>1607</w:t>
+      </w:r>
+      <w:r>
+        <w:rPr>
+          <w:rFonts w:ascii="TH Sarabun New" w:hAnsi="TH Sarabun New" w:cs="TH Sarabun New" w:hint="cs"/>
+          <w:sz w:val="32"/>
+          <w:szCs w:val="32"/>
+          <w:cs/>
+        </w:rPr>
+        <w:t>/256</w:t>
+      </w:r>
+      <w:r>
+        <w:rPr>
+          <w:rFonts w:ascii="TH Sarabun New" w:hAnsi="TH Sarabun New" w:cs="TH Sarabun New"/>
+          <w:sz w:val="32"/>
+          <w:szCs w:val="32"/>
+        </w:rPr>
+        <w:t>6</w:t>
+      </w:r>
+      <w:r>
+        <w:rPr>
+          <w:rFonts w:ascii="TH Sarabun New" w:hAnsi="TH Sarabun New" w:cs="TH Sarabun New" w:hint="cs"/>
+          <w:sz w:val="32"/>
+          <w:szCs w:val="32"/>
+          <w:cs/>
+        </w:rPr>
+        <w:t xml:space="preserve">) ลงวันที่ </w:t>
+      </w:r>
+      <w:r>
+        <w:rPr>
+          <w:rFonts w:ascii="TH Sarabun New" w:hAnsi="TH Sarabun New" w:cs="TH Sarabun New"/>
+          <w:sz w:val="32"/>
+          <w:szCs w:val="32"/>
+        </w:rPr>
+        <w:t>14</w:t>
+      </w:r>
+      <w:r>
+        <w:rPr>
+          <w:rFonts w:ascii="TH Sarabun New" w:hAnsi="TH Sarabun New" w:cs="TH Sarabun New" w:hint="cs"/>
+          <w:sz w:val="32"/>
+          <w:szCs w:val="32"/>
+          <w:cs/>
+        </w:rPr>
+        <w:t xml:space="preserve"> </w:t>
+      </w:r>
+      <w:r>
+        <w:rPr>
+          <w:rFonts w:ascii="TH Sarabun New" w:hAnsi="TH Sarabun New" w:cs="TH Sarabun New" w:hint="cs"/>
+          <w:sz w:val="32"/>
+          <w:szCs w:val="32"/>
+          <w:cs/>
+        </w:rPr>
+        <w:t>กรกฎาคม</w:t>
+      </w:r>
+      <w:r>
+        <w:rPr>
+          <w:rFonts w:ascii="TH Sarabun New" w:hAnsi="TH Sarabun New" w:cs="TH Sarabun New" w:hint="cs"/>
+          <w:sz w:val="32"/>
+          <w:szCs w:val="32"/>
+          <w:cs/>
+        </w:rPr>
+        <w:t xml:space="preserve"> 256</w:t>
+      </w:r>
+      <w:r>
+        <w:rPr>
+          <w:rFonts w:ascii="TH Sarabun New" w:hAnsi="TH Sarabun New" w:cs="TH Sarabun New" w:hint="cs"/>
+          <w:sz w:val="32"/>
+          <w:szCs w:val="32"/>
+          <w:cs/>
+        </w:rPr>
+        <w:t>6</w:t>
+      </w:r>
+      <w:r>
+        <w:rPr>
+          <w:rFonts w:ascii="TH Sarabun New" w:hAnsi="TH Sarabun New" w:cs="TH Sarabun New" w:hint="cs"/>
+          <w:sz w:val="32"/>
+          <w:szCs w:val="32"/>
+          <w:cs/>
+        </w:rPr>
+        <w:t xml:space="preserve"> เรื่อง หลักเกณฑ์และวิธีการประเมินผลการสอนเพื่อประกอบการพิจารณาแต่งตั้งให้ดำรงตำแหน่งทางวิชาการ นั้น บัดนี้</w:t>
+      </w:r>
+      <w:r>
+        <w:rPr>
+          <w:rFonts w:ascii="TH Sarabun New" w:hAnsi="TH Sarabun New" w:cs="TH Sarabun New" w:hint="cs"/>
+          <w:sz w:val="32"/>
+          <w:szCs w:val="32"/>
+          <w:cs/>
+        </w:rPr>
+        <w:t xml:space="preserve"> </w:t>
+      </w:r>
+      <w:r>
+        <w:rPr>
+          <w:rFonts w:ascii="TH Sarabun New" w:hAnsi="TH Sarabun New" w:cs="TH Sarabun New"/>
+          <w:sz w:val="32"/>
+          <w:szCs w:val="32"/>
+        </w:rPr>
+        <w:t>นาย</w:t>
+      </w:r>
       <w:proofErr w:type="spellStart"/>
+      <w:r>
+        <w:rPr>
+          <w:rFonts w:ascii="TH Sarabun New" w:hAnsi="TH Sarabun New" w:cs="TH Sarabun New"/>
+          <w:sz w:val="32"/>
+          <w:szCs w:val="32"/>
+        </w:rPr>
+        <w:t/>
+      </w:r>
       <w:proofErr w:type="spellEnd"/>
+      <w:r>
+        <w:rPr>
+          <w:rFonts w:ascii="TH Sarabun New" w:hAnsi="TH Sarabun New" w:cs="TH Sarabun New"/>
+          <w:sz w:val="32"/>
+          <w:szCs w:val="32"/>
+        </w:rPr>
+        <w:t/>
+      </w:r>
+      <w:r>
+        <w:rPr>
+          <w:rFonts w:ascii="TH Sarabun New" w:hAnsi="TH Sarabun New" w:cs="TH Sarabun New"/>
+          <w:sz w:val="32"/>
+          <w:szCs w:val="32"/>
+        </w:rPr>
+        <w:t>Apec พนักงานมหาวิทยาลัย</w:t>
+      </w:r>
       <w:proofErr w:type="spellStart"/>
+      <w:r>
+        <w:rPr>
+          <w:rFonts w:ascii="TH Sarabun New" w:hAnsi="TH Sarabun New" w:cs="TH Sarabun New"/>
+          <w:sz w:val="32"/>
+          <w:szCs w:val="32"/>
+        </w:rPr>
+        <w:t/>
+      </w:r>
       <w:proofErr w:type="spellEnd"/>
+      <w:r>
+        <w:rPr>
+          <w:rFonts w:ascii="TH Sarabun New" w:hAnsi="TH Sarabun New" w:cs="TH Sarabun New"/>
+          <w:sz w:val="32"/>
+          <w:szCs w:val="32"/>
+        </w:rPr>
+        <w:t/>
+      </w:r>
       <w:proofErr w:type="spellStart"/>
+      <w:r>
+        <w:rPr>
+          <w:rFonts w:ascii="TH Sarabun New" w:hAnsi="TH Sarabun New" w:cs="TH Sarabun New"/>
+          <w:sz w:val="32"/>
+          <w:szCs w:val="32"/>
+        </w:rPr>
+        <w:t/>
+      </w:r>
+      <w:r>
+        <w:rPr>
+          <w:rFonts w:ascii="TH Sarabun New" w:hAnsi="TH Sarabun New" w:cs="TH Sarabun New"/>
+          <w:sz w:val="32"/>
+          <w:szCs w:val="32"/>
+        </w:rPr>
+        <w:t/>
+      </w:r>
       <w:proofErr w:type="spellEnd"/>
+      <w:r>
+        <w:rPr>
+          <w:rFonts w:ascii="TH Sarabun New" w:hAnsi="TH Sarabun New" w:cs="TH Sarabun New"/>
+          <w:sz w:val="32"/>
+          <w:szCs w:val="32"/>
+        </w:rPr>
+        <w:t/>
+      </w:r>
+      <w:r>
+        <w:rPr>
+          <w:rFonts w:ascii="TH Sarabun New" w:hAnsi="TH Sarabun New" w:cs="TH Sarabun New" w:hint="cs"/>
+          <w:color w:val="EE0000"/>
+          <w:sz w:val="32"/>
+          <w:szCs w:val="32"/>
+          <w:cs/>
+        </w:rPr>
+        <w:t xml:space="preserve"> </w:t>
+      </w:r>
+      <w:r>
+        <w:rPr>
+          <w:rFonts w:ascii="TH Sarabun New" w:hAnsi="TH Sarabun New" w:cs="TH Sarabun New" w:hint="cs"/>
+          <w:sz w:val="32"/>
+          <w:szCs w:val="32"/>
+          <w:cs/>
+        </w:rPr>
+        <w:t xml:space="preserve">ตำแหน่ง </w:t>
+      </w:r>
+      <w:r>
+        <w:rPr>
+          <w:rFonts w:ascii="TH Sarabun New" w:hAnsi="TH Sarabun New" w:cs="TH Sarabun New"/>
+          <w:sz w:val="32"/>
+          <w:szCs w:val="32"/>
+        </w:rPr>
+        <w:t>อาจารย์</w:t>
+      </w:r>
+      <w:r>
+        <w:rPr>
+          <w:rFonts w:ascii="TH Sarabun New" w:hAnsi="TH Sarabun New" w:cs="TH Sarabun New"/>
+          <w:sz w:val="32"/>
+          <w:szCs w:val="32"/>
+        </w:rPr>
+        <w:t/>
+      </w:r>
+      <w:r>
+        <w:rPr>
+          <w:rFonts w:ascii="TH Sarabun New" w:hAnsi="TH Sarabun New" w:cs="TH Sarabun New"/>
+          <w:sz w:val="32"/>
+          <w:szCs w:val="32"/>
+        </w:rPr>
+        <w:t/>
+      </w:r>
+      <w:r>
+        <w:rPr>
+          <w:rFonts w:ascii="TH Sarabun New" w:hAnsi="TH Sarabun New" w:cs="TH Sarabun New" w:hint="cs"/>
+          <w:color w:val="EE0000"/>
+          <w:sz w:val="32"/>
+          <w:szCs w:val="32"/>
+          <w:cs/>
+        </w:rPr>
+        <w:t xml:space="preserve"> </w:t>
+      </w:r>
+      <w:r>
+        <w:rPr>
+          <w:rFonts w:ascii="TH Sarabun New" w:hAnsi="TH Sarabun New" w:cs="TH Sarabun New" w:hint="cs"/>
+          <w:sz w:val="32"/>
+          <w:szCs w:val="32"/>
+          <w:cs/>
+        </w:rPr>
+        <w:t xml:space="preserve">สังกัด วิทยาลัยการคอมพิวเตอร์ ปฏิบัติงานที่ วิทยาลัยการคอมพิวเตอร์ ได้แจ้งความประสงค์ขอรับการประเมินผลการสอน เพื่อประกอบการพิจารณาแต่งตั้งให้ดำรงตำแหน่งทางวิชาการ เป็น </w:t>
+      </w:r>
+      <w:r>
+        <w:rPr>
+          <w:rFonts w:ascii="TH Sarabun New" w:hAnsi="TH Sarabun New" w:cs="TH Sarabun New"/>
+          <w:sz w:val="32"/>
+          <w:szCs w:val="32"/>
+        </w:rPr>
+        <w:t>ผู้ช่วยศาสตราจารย์</w:t>
+      </w:r>
       <w:proofErr w:type="spellStart"/>
+      <w:r>
+        <w:rPr>
+          <w:rFonts w:ascii="TH Sarabun New" w:hAnsi="TH Sarabun New" w:cs="TH Sarabun New"/>
+          <w:sz w:val="32"/>
+          <w:szCs w:val="32"/>
+        </w:rPr>
+        <w:t/>
+      </w:r>
+      <w:r>
+        <w:rPr>
+          <w:rFonts w:ascii="TH Sarabun New" w:hAnsi="TH Sarabun New" w:cs="TH Sarabun New"/>
+          <w:sz w:val="32"/>
+          <w:szCs w:val="32"/>
+        </w:rPr>
+        <w:t/>
+      </w:r>
+      <w:r>
+        <w:rPr>
+          <w:rFonts w:ascii="TH Sarabun New" w:hAnsi="TH Sarabun New" w:cs="TH Sarabun New"/>
+          <w:sz w:val="32"/>
+          <w:szCs w:val="32"/>
+        </w:rPr>
+        <w:t/>
+      </w:r>
       <w:proofErr w:type="spellEnd"/>
       <w:r>
         <w:rPr>
-          <w:rFonts w:ascii="TH Sarabun New" w:hAnsi="TH Sarabun New" w:cs="TH Sarabun New" w:eastAsia="TH Sarabun New"/>
-          <w:sz w:val="32"/>
-          <w:b w:val="off"/>
-        </w:rPr>
-        <w:t xml:space="preserve">		ตามประกาศมหาวิทยาลัยขอนแก่น (ฉบับที่ 1607/2566) ลงวันที่ 14 กรกฎาคม 2566 เรื่อง หลักเกณฑ์และวิธีการประเมินผลการสอนเพื่อประกอบการพิจารณาแต่งตั้งให้ดำรงตำแหน่งทางวิชาการ นั้น บัดนี้ รองศาสตราจารย์สม ดี  ตำแหน่ง อาจารย์ สังกัด วิทยาลัยการคอมพิวเตอร์ ปฏิบัติงานที่ วิทยาลัยการคอมพิวเตอร์ ได้แจ้งความประสงค์ขอรับการประเมินผลการสอน เพื่อประกอบการพิจารณาแต่งตั้งให้ดำรงตำแหน่งทางวิชาการ เป็น </w:t>
+          <w:rFonts w:ascii="TH Sarabun New" w:hAnsi="TH Sarabun New" w:cs="TH Sarabun New"/>
+          <w:sz w:val="32"/>
+          <w:szCs w:val="32"/>
+        </w:rPr>
+        <w:t/>
       </w:r>
     </w:p>
     <w:p>
@@ -521,11 +887,123 @@
       </w:pPr>
       <w:r>
         <w:rPr>
-          <w:rFonts w:ascii="TH Sarabun New" w:hAnsi="TH Sarabun New" w:cs="TH Sarabun New" w:eastAsia="TH Sarabun New"/>
-          <w:sz w:val="32"/>
-          <w:b w:val="off"/>
-        </w:rPr>
-        <w:t>1) dsa			เป็นประธานอนุกรรมการ</w:t>
+          <w:rFonts w:ascii="TH Sarabun New" w:hAnsi="TH Sarabun New" w:cs="TH Sarabun New" w:hint="cs"/>
+          <w:sz w:val="32"/>
+          <w:szCs w:val="32"/>
+          <w:cs/>
+        </w:rPr>
+        <w:t>1)</w:t>
+      </w:r>
+      <w:r>
+        <w:rPr>
+          <w:rFonts w:ascii="TH Sarabun New" w:hAnsi="TH Sarabun New" w:cs="TH Sarabun New" w:hint="cs"/>
+          <w:sz w:val="32"/>
+          <w:szCs w:val="32"/>
+          <w:cs/>
+        </w:rPr>
+        <w:t xml:space="preserve"> </w:t>
+      </w:r>
+      <w:r>
+        <w:rPr>
+          <w:rFonts w:ascii="TH Sarabun New" w:hAnsi="TH Sarabun New" w:cs="TH Sarabun New"/>
+          <w:sz w:val="32"/>
+          <w:szCs w:val="32"/>
+        </w:rPr>
+        <w:t>นายก</w:t>
+      </w:r>
+      <w:r>
+        <w:rPr>
+          <w:rFonts w:ascii="TH Sarabun New" w:hAnsi="TH Sarabun New" w:cs="TH Sarabun New"/>
+          <w:sz w:val="32"/>
+          <w:szCs w:val="32"/>
+        </w:rPr>
+        <w:t/>
+      </w:r>
+      <w:r>
+        <w:rPr>
+          <w:rFonts w:ascii="TH Sarabun New" w:hAnsi="TH Sarabun New" w:cs="TH Sarabun New"/>
+          <w:sz w:val="32"/>
+          <w:szCs w:val="32"/>
+        </w:rPr>
+        <w:t/>
+      </w:r>
+      <w:r>
+        <w:rPr>
+          <w:rFonts w:ascii="TH Sarabun New" w:hAnsi="TH Sarabun New" w:cs="TH Sarabun New"/>
+          <w:sz w:val="32"/>
+          <w:szCs w:val="32"/>
+        </w:rPr>
+        <w:t/>
+      </w:r>
+      <w:r>
+        <w:rPr>
+          <w:rFonts w:ascii="TH Sarabun New" w:hAnsi="TH Sarabun New" w:cs="TH Sarabun New"/>
+          <w:sz w:val="32"/>
+          <w:szCs w:val="32"/>
+        </w:rPr>
+        <w:t/>
+      </w:r>
+      <w:r>
+        <w:rPr>
+          <w:rFonts w:ascii="TH Sarabun New" w:hAnsi="TH Sarabun New" w:cs="TH Sarabun New"/>
+          <w:sz w:val="32"/>
+          <w:szCs w:val="32"/>
+        </w:rPr>
+        <w:t/>
+      </w:r>
+      <w:r>
+        <w:rPr>
+          <w:rFonts w:ascii="TH Sarabun New" w:hAnsi="TH Sarabun New" w:cs="TH Sarabun New" w:hint="cs"/>
+          <w:sz w:val="32"/>
+          <w:szCs w:val="32"/>
+          <w:cs/>
+        </w:rPr>
+        <w:tab/>
+      </w:r>
+      <w:r>
+        <w:rPr>
+          <w:rFonts w:ascii="TH Sarabun New" w:hAnsi="TH Sarabun New" w:cs="TH Sarabun New"/>
+          <w:sz w:val="32"/>
+          <w:szCs w:val="32"/>
+          <w:cs/>
+        </w:rPr>
+        <w:tab/>
+      </w:r>
+      <w:r>
+        <w:rPr>
+          <w:rFonts w:ascii="TH Sarabun New" w:hAnsi="TH Sarabun New" w:cs="TH Sarabun New"/>
+          <w:sz w:val="32"/>
+          <w:szCs w:val="32"/>
+          <w:cs/>
+        </w:rPr>
+        <w:tab/>
+      </w:r>
+      <w:r>
+        <w:rPr>
+          <w:rFonts w:ascii="TH Sarabun New" w:hAnsi="TH Sarabun New" w:cs="TH Sarabun New" w:hint="cs"/>
+          <w:sz w:val="32"/>
+          <w:szCs w:val="32"/>
+          <w:cs/>
+        </w:rPr>
+        <w:t>เป็นประธาน</w:t>
+      </w:r>
+      <w:r>
+        <w:rPr>
+          <w:rFonts w:ascii="TH Sarabun New" w:hAnsi="TH Sarabun New" w:cs="TH Sarabun New" w:hint="cs"/>
+          <w:sz w:val="32"/>
+          <w:szCs w:val="32"/>
+          <w:cs/>
+        </w:rPr>
+        <w:t>อนุ</w:t>
+      </w:r>
+      <w:r>
+        <w:rPr>
+          <w:rFonts w:ascii="TH Sarabun New" w:hAnsi="TH Sarabun New" w:cs="TH Sarabun New" w:hint="cs"/>
+          <w:sz w:val="32"/>
+          <w:szCs w:val="32"/>
+          <w:cs/>
+        </w:rPr>
+        <w:t>กรรมการ</w:t>
       </w:r>
     </w:p>
     <w:p>
@@ -542,11 +1020,122 @@
       </w:pPr>
       <w:r>
         <w:rPr>
-          <w:rFonts w:ascii="TH Sarabun New" w:hAnsi="TH Sarabun New" w:cs="TH Sarabun New" w:eastAsia="TH Sarabun New"/>
-          <w:sz w:val="32"/>
-          <w:b w:val="off"/>
-        </w:rPr>
-        <w:t>2) dsa			เป็นอนุกรรมการ</w:t>
+          <w:rFonts w:ascii="TH Sarabun New" w:hAnsi="TH Sarabun New" w:cs="TH Sarabun New" w:hint="cs"/>
+          <w:sz w:val="32"/>
+          <w:szCs w:val="32"/>
+          <w:cs/>
+        </w:rPr>
+        <w:t>2)</w:t>
+      </w:r>
+      <w:r>
+        <w:rPr>
+          <w:rFonts w:ascii="TH Sarabun New" w:hAnsi="TH Sarabun New" w:cs="TH Sarabun New" w:hint="cs"/>
+          <w:sz w:val="32"/>
+          <w:szCs w:val="32"/>
+          <w:cs/>
+        </w:rPr>
+        <w:t xml:space="preserve"> </w:t>
+      </w:r>
+      <w:r>
+        <w:rPr>
+          <w:rFonts w:ascii="TH Sarabun New" w:hAnsi="TH Sarabun New" w:cs="TH Sarabun New"/>
+          <w:sz w:val="32"/>
+          <w:szCs w:val="32"/>
+        </w:rPr>
+        <w:t>e</w:t>
+      </w:r>
+      <w:r>
+        <w:rPr>
+          <w:rFonts w:ascii="TH Sarabun New" w:hAnsi="TH Sarabun New" w:cs="TH Sarabun New"/>
+          <w:sz w:val="32"/>
+          <w:szCs w:val="32"/>
+        </w:rPr>
+        <w:t/>
+      </w:r>
+      <w:r>
+        <w:rPr>
+          <w:rFonts w:ascii="TH Sarabun New" w:hAnsi="TH Sarabun New" w:cs="TH Sarabun New"/>
+          <w:sz w:val="32"/>
+          <w:szCs w:val="32"/>
+        </w:rPr>
+        <w:t/>
+      </w:r>
+      <w:r>
+        <w:rPr>
+          <w:rFonts w:ascii="TH Sarabun New" w:hAnsi="TH Sarabun New" w:cs="TH Sarabun New"/>
+          <w:sz w:val="32"/>
+          <w:szCs w:val="32"/>
+        </w:rPr>
+        <w:t/>
+      </w:r>
+      <w:r>
+        <w:rPr>
+          <w:rFonts w:ascii="TH Sarabun New" w:hAnsi="TH Sarabun New" w:cs="TH Sarabun New"/>
+          <w:sz w:val="32"/>
+          <w:szCs w:val="32"/>
+        </w:rPr>
+        <w:t/>
+      </w:r>
+      <w:r>
+        <w:rPr>
+          <w:rFonts w:ascii="TH Sarabun New" w:hAnsi="TH Sarabun New" w:cs="TH Sarabun New"/>
+          <w:sz w:val="32"/>
+          <w:szCs w:val="32"/>
+        </w:rPr>
+        <w:t/>
+      </w:r>
+      <w:r>
+        <w:rPr>
+          <w:rFonts w:ascii="TH Sarabun New" w:hAnsi="TH Sarabun New" w:cs="TH Sarabun New"/>
+          <w:sz w:val="32"/>
+          <w:szCs w:val="32"/>
+          <w:cs/>
+        </w:rPr>
+        <w:tab/>
+      </w:r>
+      <w:r>
+        <w:rPr>
+          <w:rFonts w:ascii="TH Sarabun New" w:hAnsi="TH Sarabun New" w:cs="TH Sarabun New"/>
+          <w:sz w:val="32"/>
+          <w:szCs w:val="32"/>
+          <w:cs/>
+        </w:rPr>
+        <w:tab/>
+      </w:r>
+      <w:r>
+        <w:rPr>
+          <w:rFonts w:ascii="TH Sarabun New" w:hAnsi="TH Sarabun New" w:cs="TH Sarabun New"/>
+          <w:sz w:val="32"/>
+          <w:szCs w:val="32"/>
+        </w:rPr>
+        <w:tab/>
+      </w:r>
+      <w:r>
+        <w:rPr>
+          <w:rFonts w:ascii="TH Sarabun New" w:hAnsi="TH Sarabun New" w:cs="TH Sarabun New" w:hint="cs"/>
+          <w:sz w:val="32"/>
+          <w:szCs w:val="32"/>
+          <w:cs/>
+        </w:rPr>
+        <w:t>เป็น</w:t>
+      </w:r>
+      <w:r>
+        <w:rPr>
+          <w:rFonts w:ascii="TH Sarabun New" w:hAnsi="TH Sarabun New" w:cs="TH Sarabun New" w:hint="cs"/>
+          <w:sz w:val="32"/>
+          <w:szCs w:val="32"/>
+          <w:cs/>
+        </w:rPr>
+        <w:t>อนุ</w:t>
+      </w:r>
+      <w:r>
+        <w:rPr>
+          <w:rFonts w:ascii="TH Sarabun New" w:hAnsi="TH Sarabun New" w:cs="TH Sarabun New" w:hint="cs"/>
+          <w:sz w:val="32"/>
+          <w:szCs w:val="32"/>
+          <w:cs/>
+        </w:rPr>
+        <w:t>กรรมการ</w:t>
       </w:r>
     </w:p>
     <w:p>
@@ -563,11 +1152,132 @@
       </w:pPr>
       <w:r>
         <w:rPr>
-          <w:rFonts w:ascii="TH Sarabun New" w:hAnsi="TH Sarabun New" w:cs="TH Sarabun New" w:eastAsia="TH Sarabun New"/>
-          <w:sz w:val="32"/>
-          <w:b w:val="off"/>
-        </w:rPr>
-        <w:t>3) dsa			เป็นอนุกรรมการและเลาขานุการ</w:t>
+          <w:rFonts w:ascii="TH Sarabun New" w:hAnsi="TH Sarabun New" w:cs="TH Sarabun New" w:hint="cs"/>
+          <w:sz w:val="32"/>
+          <w:szCs w:val="32"/>
+          <w:cs/>
+        </w:rPr>
+        <w:t>3</w:t>
+      </w:r>
+      <w:r>
+        <w:rPr>
+          <w:rFonts w:ascii="TH Sarabun New" w:hAnsi="TH Sarabun New" w:cs="TH Sarabun New" w:hint="cs"/>
+          <w:sz w:val="32"/>
+          <w:szCs w:val="32"/>
+          <w:cs/>
+        </w:rPr>
+        <w:t xml:space="preserve">) </w:t>
+      </w:r>
+      <w:r>
+        <w:rPr>
+          <w:rFonts w:ascii="TH Sarabun New" w:hAnsi="TH Sarabun New" w:cs="TH Sarabun New"/>
+          <w:sz w:val="32"/>
+          <w:szCs w:val="32"/>
+        </w:rPr>
+        <w:t>2e2e2ee2</w:t>
+      </w:r>
+      <w:r>
+        <w:rPr>
+          <w:rFonts w:ascii="TH Sarabun New" w:hAnsi="TH Sarabun New" w:cs="TH Sarabun New"/>
+          <w:sz w:val="32"/>
+          <w:szCs w:val="32"/>
+        </w:rPr>
+        <w:t/>
+      </w:r>
+      <w:r>
+        <w:rPr>
+          <w:rFonts w:ascii="TH Sarabun New" w:hAnsi="TH Sarabun New" w:cs="TH Sarabun New"/>
+          <w:sz w:val="32"/>
+          <w:szCs w:val="32"/>
+        </w:rPr>
+        <w:t/>
+      </w:r>
+      <w:r>
+        <w:rPr>
+          <w:rFonts w:ascii="TH Sarabun New" w:hAnsi="TH Sarabun New" w:cs="TH Sarabun New"/>
+          <w:sz w:val="32"/>
+          <w:szCs w:val="32"/>
+        </w:rPr>
+        <w:t/>
+      </w:r>
+      <w:r>
+        <w:rPr>
+          <w:rFonts w:ascii="TH Sarabun New" w:hAnsi="TH Sarabun New" w:cs="TH Sarabun New"/>
+          <w:sz w:val="32"/>
+          <w:szCs w:val="32"/>
+        </w:rPr>
+        <w:t/>
+      </w:r>
+      <w:r>
+        <w:rPr>
+          <w:rFonts w:ascii="TH Sarabun New" w:hAnsi="TH Sarabun New" w:cs="TH Sarabun New"/>
+          <w:sz w:val="32"/>
+          <w:szCs w:val="32"/>
+        </w:rPr>
+        <w:t/>
+      </w:r>
+      <w:r>
+        <w:rPr>
+          <w:rFonts w:ascii="TH Sarabun New" w:hAnsi="TH Sarabun New" w:cs="TH Sarabun New"/>
+          <w:sz w:val="32"/>
+          <w:szCs w:val="32"/>
+          <w:cs/>
+        </w:rPr>
+        <w:tab/>
+      </w:r>
+      <w:r>
+        <w:rPr>
+          <w:rFonts w:ascii="TH Sarabun New" w:hAnsi="TH Sarabun New" w:cs="TH Sarabun New"/>
+          <w:sz w:val="32"/>
+          <w:szCs w:val="32"/>
+          <w:cs/>
+        </w:rPr>
+        <w:tab/>
+      </w:r>
+      <w:r>
+        <w:rPr>
+          <w:rFonts w:ascii="TH Sarabun New" w:hAnsi="TH Sarabun New" w:cs="TH Sarabun New"/>
+          <w:sz w:val="32"/>
+          <w:szCs w:val="32"/>
+          <w:cs/>
+        </w:rPr>
+        <w:tab/>
+      </w:r>
+      <w:r>
+        <w:rPr>
+          <w:rFonts w:ascii="TH Sarabun New" w:hAnsi="TH Sarabun New" w:cs="TH Sarabun New" w:hint="cs"/>
+          <w:sz w:val="32"/>
+          <w:szCs w:val="32"/>
+          <w:cs/>
+        </w:rPr>
+        <w:t>เป็น</w:t>
+      </w:r>
+      <w:r>
+        <w:rPr>
+          <w:rFonts w:ascii="TH Sarabun New" w:hAnsi="TH Sarabun New" w:cs="TH Sarabun New" w:hint="cs"/>
+          <w:sz w:val="32"/>
+          <w:szCs w:val="32"/>
+          <w:cs/>
+        </w:rPr>
+        <w:t>อนุ</w:t>
+      </w:r>
+      <w:r>
+        <w:rPr>
+          <w:rFonts w:ascii="TH Sarabun New" w:hAnsi="TH Sarabun New" w:cs="TH Sarabun New" w:hint="cs"/>
+          <w:sz w:val="32"/>
+          <w:szCs w:val="32"/>
+          <w:cs/>
+        </w:rPr>
+        <w:t>กรรมการ</w:t>
+      </w:r>
+      <w:r>
+        <w:rPr>
+          <w:rFonts w:ascii="TH Sarabun New" w:hAnsi="TH Sarabun New" w:cs="TH Sarabun New" w:hint="cs"/>
+          <w:sz w:val="32"/>
+          <w:szCs w:val="32"/>
+          <w:cs/>
+        </w:rPr>
+        <w:t>และเลขานุการ</w:t>
       </w:r>
     </w:p>
     <w:p>
@@ -581,19 +1291,81 @@
           <w:szCs w:val="32"/>
         </w:rPr>
       </w:pPr>
+      <w:r>
+        <w:rPr>
+          <w:rFonts w:ascii="TH Sarabun New" w:hAnsi="TH Sarabun New" w:cs="TH Sarabun New"/>
+          <w:sz w:val="32"/>
+          <w:szCs w:val="32"/>
+          <w:cs/>
+        </w:rPr>
+        <w:t>ทั้งนี้ตั้งแต่</w:t>
+      </w:r>
+      <w:r>
+        <w:rPr>
+          <w:rFonts w:ascii="TH Sarabun New" w:hAnsi="TH Sarabun New" w:cs="TH Sarabun New" w:hint="cs"/>
+          <w:sz w:val="32"/>
+          <w:szCs w:val="32"/>
+          <w:cs/>
+        </w:rPr>
+        <w:t xml:space="preserve">วันที่  </w:t>
+      </w:r>
+      <w:r>
+        <w:rPr>
+          <w:rFonts w:ascii="TH Sarabun New" w:hAnsi="TH Sarabun New" w:cs="TH Sarabun New"/>
+          <w:color w:val="000000" w:themeColor="text1"/>
+          <w:sz w:val="32"/>
+          <w:szCs w:val="32"/>
+        </w:rPr>
+        <w:t>26 มีนาคม 2569</w:t>
+      </w:r>
       <w:proofErr w:type="spellStart"/>
+      <w:r>
+        <w:rPr>
+          <w:rFonts w:ascii="TH Sarabun New" w:hAnsi="TH Sarabun New" w:cs="TH Sarabun New"/>
+          <w:color w:val="000000" w:themeColor="text1"/>
+          <w:sz w:val="32"/>
+          <w:szCs w:val="32"/>
+        </w:rPr>
+        <w:t/>
+      </w:r>
       <w:proofErr w:type="spellEnd"/>
-      <w:proofErr w:type="spellStart"/>
-      <w:proofErr w:type="spellEnd"/>
-      <w:proofErr w:type="spellStart"/>
-      <w:proofErr w:type="spellEnd"/>
-      <w:r>
-        <w:rPr>
-          <w:rFonts w:ascii="TH Sarabun New" w:hAnsi="TH Sarabun New" w:cs="TH Sarabun New" w:eastAsia="TH Sarabun New"/>
-          <w:sz w:val="32"/>
-          <w:b w:val="off"/>
-        </w:rPr>
-        <w:t xml:space="preserve">ทั้งนี้ตั้งแต่วันที่  20  กุมภาพันธ์ พ.ศ. 2569  เป็นต้นไป </w:t>
+      <w:r>
+        <w:rPr>
+          <w:rFonts w:ascii="TH Sarabun New" w:hAnsi="TH Sarabun New" w:cs="TH Sarabun New"/>
+          <w:color w:val="000000" w:themeColor="text1"/>
+          <w:sz w:val="32"/>
+          <w:szCs w:val="32"/>
+        </w:rPr>
+        <w:t/>
+      </w:r>
+      <w:r>
+        <w:rPr>
+          <w:rFonts w:ascii="TH Sarabun New" w:hAnsi="TH Sarabun New" w:cs="TH Sarabun New" w:hint="cs"/>
+          <w:color w:val="000000" w:themeColor="text1"/>
+          <w:sz w:val="32"/>
+          <w:szCs w:val="32"/>
+          <w:cs/>
+        </w:rPr>
+        <w:t xml:space="preserve"> </w:t>
+      </w:r>
+      <w:r>
+        <w:rPr>
+          <w:rFonts w:ascii="TH Sarabun New" w:hAnsi="TH Sarabun New" w:cs="TH Sarabun New" w:hint="cs"/>
+          <w:color w:val="EE0000"/>
+          <w:sz w:val="32"/>
+          <w:szCs w:val="32"/>
+          <w:cs/>
+        </w:rPr>
+        <w:t xml:space="preserve"> </w:t>
+      </w:r>
+      <w:r>
+        <w:rPr>
+          <w:rFonts w:ascii="TH Sarabun New" w:hAnsi="TH Sarabun New" w:cs="TH Sarabun New"/>
+          <w:sz w:val="32"/>
+          <w:szCs w:val="32"/>
+          <w:cs/>
+        </w:rPr>
+        <w:t xml:space="preserve">เป็นต้นไป </w:t>
       </w:r>
     </w:p>
     <w:p>
@@ -607,19 +1379,63 @@
           <w:szCs w:val="32"/>
         </w:rPr>
       </w:pPr>
+      <w:r>
+        <w:rPr>
+          <w:rFonts w:ascii="TH Sarabun New" w:hAnsi="TH Sarabun New" w:cs="TH Sarabun New"/>
+          <w:sz w:val="32"/>
+          <w:szCs w:val="32"/>
+          <w:cs/>
+        </w:rPr>
+        <w:t>สั่ง ณ วันที่</w:t>
+      </w:r>
+      <w:r>
+        <w:rPr>
+          <w:rFonts w:ascii="TH Sarabun New" w:hAnsi="TH Sarabun New" w:cs="TH Sarabun New" w:hint="cs"/>
+          <w:color w:val="000000" w:themeColor="text1"/>
+          <w:sz w:val="32"/>
+          <w:szCs w:val="32"/>
+          <w:cs/>
+        </w:rPr>
+        <w:t xml:space="preserve">   </w:t>
+      </w:r>
+      <w:r>
+        <w:rPr>
+          <w:rFonts w:ascii="TH Sarabun New" w:hAnsi="TH Sarabun New" w:cs="TH Sarabun New"/>
+          <w:color w:val="000000" w:themeColor="text1"/>
+          <w:sz w:val="32"/>
+          <w:szCs w:val="32"/>
+        </w:rPr>
+        <w:t>26  มีนาคม  พ.ศ. 2569</w:t>
+      </w:r>
       <w:proofErr w:type="spellStart"/>
+      <w:r>
+        <w:rPr>
+          <w:rFonts w:ascii="TH Sarabun New" w:hAnsi="TH Sarabun New" w:cs="TH Sarabun New"/>
+          <w:color w:val="000000" w:themeColor="text1"/>
+          <w:sz w:val="32"/>
+          <w:szCs w:val="32"/>
+        </w:rPr>
+        <w:t/>
+      </w:r>
       <w:proofErr w:type="spellEnd"/>
-      <w:proofErr w:type="spellStart"/>
-      <w:proofErr w:type="spellEnd"/>
-      <w:proofErr w:type="spellStart"/>
-      <w:proofErr w:type="spellEnd"/>
-      <w:r>
-        <w:rPr>
-          <w:rFonts w:ascii="TH Sarabun New" w:hAnsi="TH Sarabun New" w:cs="TH Sarabun New" w:eastAsia="TH Sarabun New"/>
-          <w:sz w:val="32"/>
-          <w:b w:val="off"/>
-        </w:rPr>
-        <w:t xml:space="preserve">สั่ง ณ วันที่   20 กุมภาพันธ์ พ.ศ.2569 </w:t>
+      <w:r>
+        <w:rPr>
+          <w:rFonts w:ascii="TH Sarabun New" w:hAnsi="TH Sarabun New" w:cs="TH Sarabun New"/>
+          <w:color w:val="000000" w:themeColor="text1"/>
+          <w:sz w:val="32"/>
+          <w:szCs w:val="32"/>
+        </w:rPr>
+        <w:t/>
+      </w:r>
+      <w:r>
+        <w:rPr>
+          <w:rFonts w:ascii="TH Sarabun New" w:hAnsi="TH Sarabun New" w:cs="TH Sarabun New" w:hint="cs"/>
+          <w:color w:val="000000" w:themeColor="text1"/>
+          <w:sz w:val="32"/>
+          <w:szCs w:val="32"/>
+          <w:cs/>
+        </w:rPr>
+        <w:t xml:space="preserve"> </w:t>
       </w:r>
     </w:p>
     <w:p>
@@ -656,15 +1472,54 @@
           <w:szCs w:val="32"/>
         </w:rPr>
       </w:pPr>
+      <w:r>
+        <w:rPr>
+          <w:rFonts w:ascii="TH Sarabun New" w:hAnsi="TH Sarabun New" w:cs="TH Sarabun New"/>
+          <w:color w:val="000000" w:themeColor="text1"/>
+          <w:sz w:val="32"/>
+          <w:szCs w:val="32"/>
+          <w:cs/>
+        </w:rPr>
+        <w:t>(</w:t>
+      </w:r>
+      <w:r>
+        <w:rPr>
+          <w:rFonts w:ascii="TH Sarabun New" w:hAnsi="TH Sarabun New" w:cs="TH Sarabun New"/>
+          <w:color w:val="000000" w:themeColor="text1"/>
+          <w:sz w:val="32"/>
+          <w:szCs w:val="32"/>
+        </w:rPr>
+        <w:t/>
+      </w:r>
       <w:proofErr w:type="spellStart"/>
+      <w:r>
+        <w:rPr>
+          <w:rFonts w:ascii="TH Sarabun New" w:hAnsi="TH Sarabun New" w:cs="TH Sarabun New"/>
+          <w:color w:val="000000" w:themeColor="text1"/>
+          <w:sz w:val="32"/>
+          <w:szCs w:val="32"/>
+        </w:rPr>
+        <w:t/>
+      </w:r>
       <w:proofErr w:type="spellEnd"/>
       <w:r>
         <w:rPr>
-          <w:rFonts w:ascii="TH Sarabun New" w:hAnsi="TH Sarabun New" w:cs="TH Sarabun New" w:eastAsia="TH Sarabun New"/>
-          <w:sz w:val="32"/>
-          <w:b w:val="off"/>
-        </w:rPr>
-        <w:t>(รองศาสตราจารย์สม ดี)</w:t>
+          <w:rFonts w:ascii="TH Sarabun New" w:hAnsi="TH Sarabun New" w:cs="TH Sarabun New"/>
+          <w:color w:val="000000" w:themeColor="text1"/>
+          <w:sz w:val="32"/>
+          <w:szCs w:val="32"/>
+        </w:rPr>
+        <w:t/>
+      </w:r>
+      <w:r>
+        <w:rPr>
+          <w:rFonts w:ascii="TH Sarabun New" w:hAnsi="TH Sarabun New" w:cs="TH Sarabun New" w:hint="cs"/>
+          <w:color w:val="000000" w:themeColor="text1"/>
+          <w:sz w:val="32"/>
+          <w:szCs w:val="32"/>
+          <w:cs/>
+        </w:rPr>
+        <w:t>)</w:t>
       </w:r>
     </w:p>
     <w:p>
@@ -678,15 +1533,52 @@
           <w:szCs w:val="32"/>
         </w:rPr>
       </w:pPr>
+      <w:r>
+        <w:rPr>
+          <w:rFonts w:ascii="TH Sarabun New" w:hAnsi="TH Sarabun New" w:cs="TH Sarabun New"/>
+          <w:color w:val="000000" w:themeColor="text1"/>
+          <w:sz w:val="32"/>
+          <w:szCs w:val="32"/>
+        </w:rPr>
+        <w:t>คณบดีวิทยาลัยการคอมพิวเตอร์</w:t>
+      </w:r>
       <w:proofErr w:type="spellStart"/>
+      <w:r>
+        <w:rPr>
+          <w:rFonts w:ascii="TH Sarabun New" w:hAnsi="TH Sarabun New" w:cs="TH Sarabun New"/>
+          <w:color w:val="000000" w:themeColor="text1"/>
+          <w:sz w:val="32"/>
+          <w:szCs w:val="32"/>
+        </w:rPr>
+        <w:t/>
+      </w:r>
+      <w:r>
+        <w:rPr>
+          <w:rFonts w:ascii="TH Sarabun New" w:hAnsi="TH Sarabun New" w:cs="TH Sarabun New"/>
+          <w:color w:val="000000" w:themeColor="text1"/>
+          <w:sz w:val="32"/>
+          <w:szCs w:val="32"/>
+        </w:rPr>
+        <w:t/>
+      </w:r>
+      <w:r>
+        <w:rPr>
+          <w:rFonts w:ascii="TH Sarabun New" w:hAnsi="TH Sarabun New" w:cs="TH Sarabun New"/>
+          <w:color w:val="000000" w:themeColor="text1"/>
+          <w:sz w:val="32"/>
+          <w:szCs w:val="32"/>
+        </w:rPr>
+        <w:t/>
+      </w:r>
       <w:proofErr w:type="spellEnd"/>
       <w:r>
         <w:rPr>
-          <w:rFonts w:ascii="TH Sarabun New" w:hAnsi="TH Sarabun New" w:cs="TH Sarabun New" w:eastAsia="TH Sarabun New"/>
-          <w:sz w:val="32"/>
-          <w:b w:val="off"/>
-        </w:rPr>
-        <w:t>คณบดีวิทยาลัยการคอมพิวเตอร์</w:t>
+          <w:rFonts w:ascii="TH Sarabun New" w:hAnsi="TH Sarabun New" w:cs="TH Sarabun New"/>
+          <w:color w:val="000000" w:themeColor="text1"/>
+          <w:sz w:val="32"/>
+          <w:szCs w:val="32"/>
+        </w:rPr>
+        <w:t/>
       </w:r>
     </w:p>
     <w:p>

--- a/HRCP-KKU-Academic/uploads/academic/1/doc_3.docx
+++ b/HRCP-KKU-Academic/uploads/academic/1/doc_3.docx
@@ -290,7 +290,7 @@
           <w:sz w:val="32"/>
           <w:szCs w:val="32"/>
         </w:rPr>
-        <w:t/>
+        <w:t>27</w:t>
       </w:r>
       <w:proofErr w:type="spellStart"/>
       <w:r>
@@ -603,7 +603,7 @@
           <w:sz w:val="32"/>
           <w:szCs w:val="32"/>
         </w:rPr>
-        <w:t>นาย</w:t>
+        <w:t>ผู้ช่วยศาสตราจารย์</w:t>
       </w:r>
       <w:proofErr w:type="spellStart"/>
       <w:r>
@@ -629,7 +629,7 @@
           <w:sz w:val="32"/>
           <w:szCs w:val="32"/>
         </w:rPr>
-        <w:t>Apec พนักงานมหาวิทยาลัย</w:t>
+        <w:t>ปาณวัฒน์ จันทร์ทองหลาง ข้าราชการ</w:t>
       </w:r>
       <w:proofErr w:type="spellStart"/>
       <w:r>
@@ -700,7 +700,7 @@
           <w:sz w:val="32"/>
           <w:szCs w:val="32"/>
         </w:rPr>
-        <w:t>อาจารย์</w:t>
+        <w:t>ผู้ช่วยศาสตราจารย์</w:t>
       </w:r>
       <w:r>
         <w:rPr>
@@ -743,7 +743,7 @@
           <w:sz w:val="32"/>
           <w:szCs w:val="32"/>
         </w:rPr>
-        <w:t>ผู้ช่วยศาสตราจารย์</w:t>
+        <w:t>รองศาสตราจารย์</w:t>
       </w:r>
       <w:proofErr w:type="spellStart"/>
       <w:r>
@@ -909,7 +909,7 @@
           <w:sz w:val="32"/>
           <w:szCs w:val="32"/>
         </w:rPr>
-        <w:t>นายก</w:t>
+        <w:t>tretertret</w:t>
       </w:r>
       <w:r>
         <w:rPr>
@@ -1042,7 +1042,7 @@
           <w:sz w:val="32"/>
           <w:szCs w:val="32"/>
         </w:rPr>
-        <w:t>e</w:t>
+        <w:t>talaletalala</w:t>
       </w:r>
       <w:r>
         <w:rPr>
@@ -1174,7 +1174,7 @@
           <w:sz w:val="32"/>
           <w:szCs w:val="32"/>
         </w:rPr>
-        <w:t>2e2e2ee2</w:t>
+        <w:t>rewtretryrte</w:t>
       </w:r>
       <w:r>
         <w:rPr>
@@ -1316,7 +1316,7 @@
           <w:sz w:val="32"/>
           <w:szCs w:val="32"/>
         </w:rPr>
-        <w:t>26 มีนาคม 2569</w:t>
+        <w:t>7 สิงหาคม 2569</w:t>
       </w:r>
       <w:proofErr w:type="spellStart"/>
       <w:r>
@@ -1405,7 +1405,7 @@
           <w:sz w:val="32"/>
           <w:szCs w:val="32"/>
         </w:rPr>
-        <w:t>26  มีนาคม  พ.ศ. 2569</w:t>
+        <w:t>7  สิงหาคม  พ.ศ. 2569</w:t>
       </w:r>
       <w:proofErr w:type="spellStart"/>
       <w:r>
@@ -1489,7 +1489,7 @@
           <w:sz w:val="32"/>
           <w:szCs w:val="32"/>
         </w:rPr>
-        <w:t/>
+        <w:t>รองศาสตราจารย์สม ดี</w:t>
       </w:r>
       <w:proofErr w:type="spellStart"/>
       <w:r>

--- a/HRCP-KKU-Academic/uploads/academic/1/doc_3.docx
+++ b/HRCP-KKU-Academic/uploads/academic/1/doc_3.docx
@@ -290,7 +290,7 @@
           <w:sz w:val="32"/>
           <w:szCs w:val="32"/>
         </w:rPr>
-        <w:t>27</w:t>
+        <w:t>123/2569</w:t>
       </w:r>
       <w:proofErr w:type="spellStart"/>
       <w:r>
@@ -338,7 +338,7 @@
           <w:sz w:val="32"/>
           <w:szCs w:val="32"/>
         </w:rPr>
-        <w:t>2569</w:t>
+        <w:t/>
       </w:r>
     </w:p>
     <w:p>
@@ -603,7 +603,7 @@
           <w:sz w:val="32"/>
           <w:szCs w:val="32"/>
         </w:rPr>
-        <w:t>ผู้ช่วยศาสตราจารย์</w:t>
+        <w:t/>
       </w:r>
       <w:proofErr w:type="spellStart"/>
       <w:r>
@@ -629,7 +629,7 @@
           <w:sz w:val="32"/>
           <w:szCs w:val="32"/>
         </w:rPr>
-        <w:t>ปาณวัฒน์ จันทร์ทองหลาง ข้าราชการ</w:t>
+        <w:t> </w:t>
       </w:r>
       <w:proofErr w:type="spellStart"/>
       <w:r>
@@ -700,7 +700,7 @@
           <w:sz w:val="32"/>
           <w:szCs w:val="32"/>
         </w:rPr>
-        <w:t>ผู้ช่วยศาสตราจารย์</w:t>
+        <w:t/>
       </w:r>
       <w:r>
         <w:rPr>
@@ -743,7 +743,7 @@
           <w:sz w:val="32"/>
           <w:szCs w:val="32"/>
         </w:rPr>
-        <w:t>รองศาสตราจารย์</w:t>
+        <w:t/>
       </w:r>
       <w:proofErr w:type="spellStart"/>
       <w:r>
@@ -909,7 +909,7 @@
           <w:sz w:val="32"/>
           <w:szCs w:val="32"/>
         </w:rPr>
-        <w:t>tretertret</w:t>
+        <w:t>รศ.ดร. กรรมการ หนึ่ง</w:t>
       </w:r>
       <w:r>
         <w:rPr>
@@ -1042,7 +1042,7 @@
           <w:sz w:val="32"/>
           <w:szCs w:val="32"/>
         </w:rPr>
-        <w:t>talaletalala</w:t>
+        <w:t>รศ.ดร. กรรมการ สอง</w:t>
       </w:r>
       <w:r>
         <w:rPr>
@@ -1174,7 +1174,7 @@
           <w:sz w:val="32"/>
           <w:szCs w:val="32"/>
         </w:rPr>
-        <w:t>rewtretryrte</w:t>
+        <w:t>ผศ.ดร. กรรมการ สาม</w:t>
       </w:r>
       <w:r>
         <w:rPr>
@@ -1316,7 +1316,7 @@
           <w:sz w:val="32"/>
           <w:szCs w:val="32"/>
         </w:rPr>
-        <w:t>7 สิงหาคม 2569</w:t>
+        <w:t/>
       </w:r>
       <w:proofErr w:type="spellStart"/>
       <w:r>
@@ -1405,7 +1405,7 @@
           <w:sz w:val="32"/>
           <w:szCs w:val="32"/>
         </w:rPr>
-        <w:t>7  สิงหาคม  พ.ศ. 2569</w:t>
+        <w:t>5 กันยายน 2569</w:t>
       </w:r>
       <w:proofErr w:type="spellStart"/>
       <w:r>
@@ -1489,7 +1489,7 @@
           <w:sz w:val="32"/>
           <w:szCs w:val="32"/>
         </w:rPr>
-        <w:t>รองศาสตราจารย์สม ดี</w:t>
+        <w:t/>
       </w:r>
       <w:proofErr w:type="spellStart"/>
       <w:r>
@@ -1540,7 +1540,7 @@
           <w:sz w:val="32"/>
           <w:szCs w:val="32"/>
         </w:rPr>
-        <w:t>คณบดีวิทยาลัยการคอมพิวเตอร์</w:t>
+        <w:t/>
       </w:r>
       <w:proofErr w:type="spellStart"/>
       <w:r>
